--- a/12-评审与基线/评审与基线记录(RB).docx
+++ b/12-评审与基线/评审与基线记录(RB).docx
@@ -8,7 +8,7 @@
         <w:jc w:val="center"/>
       </w:pPr>
       <w:r>
-        <w:t>评审与基线记录(RB) V1.0</w:t>
+        <w:t>评审与基线记录(RB) V1.1</w:t>
       </w:r>
     </w:p>
     <w:p>
@@ -152,7 +152,7 @@
           </w:tcPr>
           <w:p>
             <w:r>
-              <w:t>V1.0</w:t>
+              <w:t>V1.1</w:t>
             </w:r>
           </w:p>
         </w:tc>
@@ -176,7 +176,7 @@
           </w:tcPr>
           <w:p>
             <w:r>
-              <w:t>草稿</w:t>
+              <w:t>评审中</w:t>
             </w:r>
           </w:p>
         </w:tc>
@@ -224,7 +224,7 @@
           </w:tcPr>
           <w:p>
             <w:r>
-              <w:t>2026-05-20</w:t>
+              <w:t>2026-05-22</w:t>
             </w:r>
           </w:p>
         </w:tc>
@@ -909,12 +909,835 @@
         <w:rPr>
           <w:rFonts w:ascii="Microsoft YaHei" w:hAnsi="Microsoft YaHei" w:eastAsia="Microsoft YaHei"/>
         </w:rPr>
-        <w:t>2. 本版本说明</w:t>
+        <w:t>2. 评审问题记录</w:t>
       </w:r>
     </w:p>
+    <w:tbl>
+      <w:tblPr>
+        <w:tblStyle w:val="TableGrid"/>
+        <w:tblW w:type="auto" w:w="0"/>
+        <w:jc w:val="center"/>
+        <w:tblLook w:firstColumn="1" w:firstRow="1" w:lastColumn="0" w:lastRow="0" w:noHBand="0" w:noVBand="1" w:val="04A0"/>
+      </w:tblPr>
+      <w:tblGrid>
+        <w:gridCol w:w="2016"/>
+        <w:gridCol w:w="2016"/>
+        <w:gridCol w:w="2016"/>
+        <w:gridCol w:w="2016"/>
+        <w:gridCol w:w="2016"/>
+      </w:tblGrid>
+      <w:tr>
+        <w:tc>
+          <w:tcPr>
+            <w:tcW w:type="dxa" w:w="1152"/>
+          </w:tcPr>
+          <w:p>
+            <w:r>
+              <w:rPr>
+                <w:b/>
+              </w:rPr>
+              <w:t>编号</w:t>
+            </w:r>
+          </w:p>
+        </w:tc>
+        <w:tc>
+          <w:tcPr>
+            <w:tcW w:type="dxa" w:w="5472"/>
+          </w:tcPr>
+          <w:p>
+            <w:r>
+              <w:rPr>
+                <w:b/>
+              </w:rPr>
+              <w:t>问题描述</w:t>
+            </w:r>
+          </w:p>
+        </w:tc>
+        <w:tc>
+          <w:tcPr>
+            <w:tcW w:type="dxa" w:w="1296"/>
+          </w:tcPr>
+          <w:p>
+            <w:r>
+              <w:rPr>
+                <w:b/>
+              </w:rPr>
+              <w:t>严重程度</w:t>
+            </w:r>
+          </w:p>
+        </w:tc>
+        <w:tc>
+          <w:tcPr>
+            <w:tcW w:type="dxa" w:w="1296"/>
+          </w:tcPr>
+          <w:p>
+            <w:r>
+              <w:rPr>
+                <w:b/>
+              </w:rPr>
+              <w:t>提出人</w:t>
+            </w:r>
+          </w:p>
+        </w:tc>
+        <w:tc>
+          <w:tcPr>
+            <w:tcW w:type="dxa" w:w="1296"/>
+          </w:tcPr>
+          <w:p>
+            <w:r>
+              <w:rPr>
+                <w:b/>
+              </w:rPr>
+              <w:t>状态</w:t>
+            </w:r>
+          </w:p>
+        </w:tc>
+      </w:tr>
+      <w:tr>
+        <w:tc>
+          <w:tcPr>
+            <w:tcW w:type="dxa" w:w="1152"/>
+            <w:vAlign w:val="center"/>
+          </w:tcPr>
+          <w:p>
+            <w:r>
+              <w:t>R1-01</w:t>
+            </w:r>
+          </w:p>
+        </w:tc>
+        <w:tc>
+          <w:tcPr>
+            <w:tcW w:type="dxa" w:w="5472"/>
+            <w:vAlign w:val="center"/>
+          </w:tcPr>
+          <w:p>
+            <w:r>
+              <w:t>利益相关者缺少后勤服务人员</w:t>
+            </w:r>
+          </w:p>
+        </w:tc>
+        <w:tc>
+          <w:tcPr>
+            <w:tcW w:type="dxa" w:w="1296"/>
+            <w:vAlign w:val="center"/>
+          </w:tcPr>
+          <w:p>
+            <w:r>
+              <w:t>低</w:t>
+            </w:r>
+          </w:p>
+        </w:tc>
+        <w:tc>
+          <w:tcPr>
+            <w:tcW w:type="dxa" w:w="1296"/>
+            <w:vAlign w:val="center"/>
+          </w:tcPr>
+          <w:p>
+            <w:r>
+              <w:t>王教授</w:t>
+            </w:r>
+          </w:p>
+        </w:tc>
+        <w:tc>
+          <w:tcPr>
+            <w:tcW w:type="dxa" w:w="1296"/>
+            <w:vAlign w:val="center"/>
+          </w:tcPr>
+          <w:p>
+            <w:r>
+              <w:t>待整改</w:t>
+            </w:r>
+          </w:p>
+        </w:tc>
+      </w:tr>
+      <w:tr>
+        <w:tc>
+          <w:tcPr>
+            <w:tcW w:type="dxa" w:w="1152"/>
+            <w:vAlign w:val="center"/>
+          </w:tcPr>
+          <w:p>
+            <w:r>
+              <w:t>R1-02</w:t>
+            </w:r>
+          </w:p>
+        </w:tc>
+        <w:tc>
+          <w:tcPr>
+            <w:tcW w:type="dxa" w:w="5472"/>
+            <w:vAlign w:val="center"/>
+          </w:tcPr>
+          <w:p>
+            <w:r>
+              <w:t>Context Diagram缺少一卡通系统和图书馆系统</w:t>
+            </w:r>
+          </w:p>
+        </w:tc>
+        <w:tc>
+          <w:tcPr>
+            <w:tcW w:type="dxa" w:w="1296"/>
+            <w:vAlign w:val="center"/>
+          </w:tcPr>
+          <w:p>
+            <w:r>
+              <w:t>中</w:t>
+            </w:r>
+          </w:p>
+        </w:tc>
+        <w:tc>
+          <w:tcPr>
+            <w:tcW w:type="dxa" w:w="1296"/>
+            <w:vAlign w:val="center"/>
+          </w:tcPr>
+          <w:p>
+            <w:r>
+              <w:t>张工</w:t>
+            </w:r>
+          </w:p>
+        </w:tc>
+        <w:tc>
+          <w:tcPr>
+            <w:tcW w:type="dxa" w:w="1296"/>
+            <w:vAlign w:val="center"/>
+          </w:tcPr>
+          <w:p>
+            <w:r>
+              <w:t>待整改</w:t>
+            </w:r>
+          </w:p>
+        </w:tc>
+      </w:tr>
+      <w:tr>
+        <w:tc>
+          <w:tcPr>
+            <w:tcW w:type="dxa" w:w="1152"/>
+            <w:vAlign w:val="center"/>
+          </w:tcPr>
+          <w:p>
+            <w:r>
+              <w:t>R1-03</w:t>
+            </w:r>
+          </w:p>
+        </w:tc>
+        <w:tc>
+          <w:tcPr>
+            <w:tcW w:type="dxa" w:w="5472"/>
+            <w:vAlign w:val="center"/>
+          </w:tcPr>
+          <w:p>
+            <w:r>
+              <w:t>认证协议未明确</w:t>
+            </w:r>
+          </w:p>
+        </w:tc>
+        <w:tc>
+          <w:tcPr>
+            <w:tcW w:type="dxa" w:w="1296"/>
+            <w:vAlign w:val="center"/>
+          </w:tcPr>
+          <w:p>
+            <w:r>
+              <w:t>中</w:t>
+            </w:r>
+          </w:p>
+        </w:tc>
+        <w:tc>
+          <w:tcPr>
+            <w:tcW w:type="dxa" w:w="1296"/>
+            <w:vAlign w:val="center"/>
+          </w:tcPr>
+          <w:p>
+            <w:r>
+              <w:t>张工</w:t>
+            </w:r>
+          </w:p>
+        </w:tc>
+        <w:tc>
+          <w:tcPr>
+            <w:tcW w:type="dxa" w:w="1296"/>
+            <w:vAlign w:val="center"/>
+          </w:tcPr>
+          <w:p>
+            <w:r>
+              <w:t>待整改</w:t>
+            </w:r>
+          </w:p>
+        </w:tc>
+      </w:tr>
+      <w:tr>
+        <w:tc>
+          <w:tcPr>
+            <w:tcW w:type="dxa" w:w="1152"/>
+            <w:vAlign w:val="center"/>
+          </w:tcPr>
+          <w:p>
+            <w:r>
+              <w:t>R1-04</w:t>
+            </w:r>
+          </w:p>
+        </w:tc>
+        <w:tc>
+          <w:tcPr>
+            <w:tcW w:type="dxa" w:w="5472"/>
+            <w:vAlign w:val="center"/>
+          </w:tcPr>
+          <w:p>
+            <w:r>
+              <w:t>Scope中写操作定义需更具体</w:t>
+            </w:r>
+          </w:p>
+        </w:tc>
+        <w:tc>
+          <w:tcPr>
+            <w:tcW w:type="dxa" w:w="1296"/>
+            <w:vAlign w:val="center"/>
+          </w:tcPr>
+          <w:p>
+            <w:r>
+              <w:t>低</w:t>
+            </w:r>
+          </w:p>
+        </w:tc>
+        <w:tc>
+          <w:tcPr>
+            <w:tcW w:type="dxa" w:w="1296"/>
+            <w:vAlign w:val="center"/>
+          </w:tcPr>
+          <w:p>
+            <w:r>
+              <w:t>赵经理</w:t>
+            </w:r>
+          </w:p>
+        </w:tc>
+        <w:tc>
+          <w:tcPr>
+            <w:tcW w:type="dxa" w:w="1296"/>
+            <w:vAlign w:val="center"/>
+          </w:tcPr>
+          <w:p>
+            <w:r>
+              <w:t>待整改</w:t>
+            </w:r>
+          </w:p>
+        </w:tc>
+      </w:tr>
+      <w:tr>
+        <w:tc>
+          <w:tcPr>
+            <w:tcW w:type="dxa" w:w="1152"/>
+            <w:vAlign w:val="center"/>
+          </w:tcPr>
+          <w:p>
+            <w:r>
+              <w:t>R2-01</w:t>
+            </w:r>
+          </w:p>
+        </w:tc>
+        <w:tc>
+          <w:tcPr>
+            <w:tcW w:type="dxa" w:w="5472"/>
+            <w:vAlign w:val="center"/>
+          </w:tcPr>
+          <w:p>
+            <w:r>
+              <w:t>部分需求缺少量化验收标准</w:t>
+            </w:r>
+          </w:p>
+        </w:tc>
+        <w:tc>
+          <w:tcPr>
+            <w:tcW w:type="dxa" w:w="1296"/>
+            <w:vAlign w:val="center"/>
+          </w:tcPr>
+          <w:p>
+            <w:r>
+              <w:t>中</w:t>
+            </w:r>
+          </w:p>
+        </w:tc>
+        <w:tc>
+          <w:tcPr>
+            <w:tcW w:type="dxa" w:w="1296"/>
+            <w:vAlign w:val="center"/>
+          </w:tcPr>
+          <w:p>
+            <w:r>
+              <w:t>刘工</w:t>
+            </w:r>
+          </w:p>
+        </w:tc>
+        <w:tc>
+          <w:tcPr>
+            <w:tcW w:type="dxa" w:w="1296"/>
+            <w:vAlign w:val="center"/>
+          </w:tcPr>
+          <w:p>
+            <w:r>
+              <w:t>待整改</w:t>
+            </w:r>
+          </w:p>
+        </w:tc>
+      </w:tr>
+      <w:tr>
+        <w:tc>
+          <w:tcPr>
+            <w:tcW w:type="dxa" w:w="1152"/>
+            <w:vAlign w:val="center"/>
+          </w:tcPr>
+          <w:p>
+            <w:r>
+              <w:t>R2-02</w:t>
+            </w:r>
+          </w:p>
+        </w:tc>
+        <w:tc>
+          <w:tcPr>
+            <w:tcW w:type="dxa" w:w="5472"/>
+            <w:vAlign w:val="center"/>
+          </w:tcPr>
+          <w:p>
+            <w:r>
+              <w:t>家长和访客的场景故事缺失</w:t>
+            </w:r>
+          </w:p>
+        </w:tc>
+        <w:tc>
+          <w:tcPr>
+            <w:tcW w:type="dxa" w:w="1296"/>
+            <w:vAlign w:val="center"/>
+          </w:tcPr>
+          <w:p>
+            <w:r>
+              <w:t>低</w:t>
+            </w:r>
+          </w:p>
+        </w:tc>
+        <w:tc>
+          <w:tcPr>
+            <w:tcW w:type="dxa" w:w="1296"/>
+            <w:vAlign w:val="center"/>
+          </w:tcPr>
+          <w:p>
+            <w:r>
+              <w:t>张同学</w:t>
+            </w:r>
+          </w:p>
+        </w:tc>
+        <w:tc>
+          <w:tcPr>
+            <w:tcW w:type="dxa" w:w="1296"/>
+            <w:vAlign w:val="center"/>
+          </w:tcPr>
+          <w:p>
+            <w:r>
+              <w:t>待整改</w:t>
+            </w:r>
+          </w:p>
+        </w:tc>
+      </w:tr>
+      <w:tr>
+        <w:tc>
+          <w:tcPr>
+            <w:tcW w:type="dxa" w:w="1152"/>
+            <w:vAlign w:val="center"/>
+          </w:tcPr>
+          <w:p>
+            <w:r>
+              <w:t>R2-03</w:t>
+            </w:r>
+          </w:p>
+        </w:tc>
+        <w:tc>
+          <w:tcPr>
+            <w:tcW w:type="dxa" w:w="5472"/>
+            <w:vAlign w:val="center"/>
+          </w:tcPr>
+          <w:p>
+            <w:r>
+              <w:t>原型评审缺少具体反馈评价</w:t>
+            </w:r>
+          </w:p>
+        </w:tc>
+        <w:tc>
+          <w:tcPr>
+            <w:tcW w:type="dxa" w:w="1296"/>
+            <w:vAlign w:val="center"/>
+          </w:tcPr>
+          <w:p>
+            <w:r>
+              <w:t>低</w:t>
+            </w:r>
+          </w:p>
+        </w:tc>
+        <w:tc>
+          <w:tcPr>
+            <w:tcW w:type="dxa" w:w="1296"/>
+            <w:vAlign w:val="center"/>
+          </w:tcPr>
+          <w:p>
+            <w:r>
+              <w:t>陈工</w:t>
+            </w:r>
+          </w:p>
+        </w:tc>
+        <w:tc>
+          <w:tcPr>
+            <w:tcW w:type="dxa" w:w="1296"/>
+            <w:vAlign w:val="center"/>
+          </w:tcPr>
+          <w:p>
+            <w:r>
+              <w:t>待整改</w:t>
+            </w:r>
+          </w:p>
+        </w:tc>
+      </w:tr>
+      <w:tr>
+        <w:tc>
+          <w:tcPr>
+            <w:tcW w:type="dxa" w:w="1152"/>
+            <w:vAlign w:val="center"/>
+          </w:tcPr>
+          <w:p>
+            <w:r>
+              <w:t>R2-04</w:t>
+            </w:r>
+          </w:p>
+        </w:tc>
+        <w:tc>
+          <w:tcPr>
+            <w:tcW w:type="dxa" w:w="5472"/>
+            <w:vAlign w:val="center"/>
+          </w:tcPr>
+          <w:p>
+            <w:r>
+              <w:t>需求编号体系需统一</w:t>
+            </w:r>
+          </w:p>
+        </w:tc>
+        <w:tc>
+          <w:tcPr>
+            <w:tcW w:type="dxa" w:w="1296"/>
+            <w:vAlign w:val="center"/>
+          </w:tcPr>
+          <w:p>
+            <w:r>
+              <w:t>中</w:t>
+            </w:r>
+          </w:p>
+        </w:tc>
+        <w:tc>
+          <w:tcPr>
+            <w:tcW w:type="dxa" w:w="1296"/>
+            <w:vAlign w:val="center"/>
+          </w:tcPr>
+          <w:p>
+            <w:r>
+              <w:t>张工</w:t>
+            </w:r>
+          </w:p>
+        </w:tc>
+        <w:tc>
+          <w:tcPr>
+            <w:tcW w:type="dxa" w:w="1296"/>
+            <w:vAlign w:val="center"/>
+          </w:tcPr>
+          <w:p>
+            <w:r>
+              <w:t>待整改</w:t>
+            </w:r>
+          </w:p>
+        </w:tc>
+      </w:tr>
+      <w:tr>
+        <w:tc>
+          <w:tcPr>
+            <w:tcW w:type="dxa" w:w="1152"/>
+            <w:vAlign w:val="center"/>
+          </w:tcPr>
+          <w:p>
+            <w:r>
+              <w:t>R3-01</w:t>
+            </w:r>
+          </w:p>
+        </w:tc>
+        <w:tc>
+          <w:tcPr>
+            <w:tcW w:type="dxa" w:w="5472"/>
+            <w:vAlign w:val="center"/>
+          </w:tcPr>
+          <w:p>
+            <w:r>
+              <w:t>DM中User与子类关系应使用继承而非关联</w:t>
+            </w:r>
+          </w:p>
+        </w:tc>
+        <w:tc>
+          <w:tcPr>
+            <w:tcW w:type="dxa" w:w="1296"/>
+            <w:vAlign w:val="center"/>
+          </w:tcPr>
+          <w:p>
+            <w:r>
+              <w:t>中</w:t>
+            </w:r>
+          </w:p>
+        </w:tc>
+        <w:tc>
+          <w:tcPr>
+            <w:tcW w:type="dxa" w:w="1296"/>
+            <w:vAlign w:val="center"/>
+          </w:tcPr>
+          <w:p>
+            <w:r>
+              <w:t>张工</w:t>
+            </w:r>
+          </w:p>
+        </w:tc>
+        <w:tc>
+          <w:tcPr>
+            <w:tcW w:type="dxa" w:w="1296"/>
+            <w:vAlign w:val="center"/>
+          </w:tcPr>
+          <w:p>
+            <w:r>
+              <w:t>待整改</w:t>
+            </w:r>
+          </w:p>
+        </w:tc>
+      </w:tr>
+      <w:tr>
+        <w:tc>
+          <w:tcPr>
+            <w:tcW w:type="dxa" w:w="1152"/>
+            <w:vAlign w:val="center"/>
+          </w:tcPr>
+          <w:p>
+            <w:r>
+              <w:t>R3-02</w:t>
+            </w:r>
+          </w:p>
+        </w:tc>
+        <w:tc>
+          <w:tcPr>
+            <w:tcW w:type="dxa" w:w="5472"/>
+            <w:vAlign w:val="center"/>
+          </w:tcPr>
+          <w:p>
+            <w:r>
+              <w:t>原拟可用率指标在学校现有基础设施下难以达到</w:t>
+            </w:r>
+          </w:p>
+        </w:tc>
+        <w:tc>
+          <w:tcPr>
+            <w:tcW w:type="dxa" w:w="1296"/>
+            <w:vAlign w:val="center"/>
+          </w:tcPr>
+          <w:p>
+            <w:r>
+              <w:t>高</w:t>
+            </w:r>
+          </w:p>
+        </w:tc>
+        <w:tc>
+          <w:tcPr>
+            <w:tcW w:type="dxa" w:w="1296"/>
+            <w:vAlign w:val="center"/>
+          </w:tcPr>
+          <w:p>
+            <w:r>
+              <w:t>张工</w:t>
+            </w:r>
+          </w:p>
+        </w:tc>
+        <w:tc>
+          <w:tcPr>
+            <w:tcW w:type="dxa" w:w="1296"/>
+            <w:vAlign w:val="center"/>
+          </w:tcPr>
+          <w:p>
+            <w:r>
+              <w:t>待整改</w:t>
+            </w:r>
+          </w:p>
+        </w:tc>
+      </w:tr>
+      <w:tr>
+        <w:tc>
+          <w:tcPr>
+            <w:tcW w:type="dxa" w:w="1152"/>
+            <w:vAlign w:val="center"/>
+          </w:tcPr>
+          <w:p>
+            <w:r>
+              <w:t>R3-03</w:t>
+            </w:r>
+          </w:p>
+        </w:tc>
+        <w:tc>
+          <w:tcPr>
+            <w:tcW w:type="dxa" w:w="5472"/>
+            <w:vAlign w:val="center"/>
+          </w:tcPr>
+          <w:p>
+            <w:r>
+              <w:t>缺少数据库选型说明</w:t>
+            </w:r>
+          </w:p>
+        </w:tc>
+        <w:tc>
+          <w:tcPr>
+            <w:tcW w:type="dxa" w:w="1296"/>
+            <w:vAlign w:val="center"/>
+          </w:tcPr>
+          <w:p>
+            <w:r>
+              <w:t>低</w:t>
+            </w:r>
+          </w:p>
+        </w:tc>
+        <w:tc>
+          <w:tcPr>
+            <w:tcW w:type="dxa" w:w="1296"/>
+            <w:vAlign w:val="center"/>
+          </w:tcPr>
+          <w:p>
+            <w:r>
+              <w:t>张工</w:t>
+            </w:r>
+          </w:p>
+        </w:tc>
+        <w:tc>
+          <w:tcPr>
+            <w:tcW w:type="dxa" w:w="1296"/>
+            <w:vAlign w:val="center"/>
+          </w:tcPr>
+          <w:p>
+            <w:r>
+              <w:t>待整改</w:t>
+            </w:r>
+          </w:p>
+        </w:tc>
+      </w:tr>
+      <w:tr>
+        <w:tc>
+          <w:tcPr>
+            <w:tcW w:type="dxa" w:w="1152"/>
+            <w:vAlign w:val="center"/>
+          </w:tcPr>
+          <w:p>
+            <w:r>
+              <w:t>R3-04</w:t>
+            </w:r>
+          </w:p>
+        </w:tc>
+        <w:tc>
+          <w:tcPr>
+            <w:tcW w:type="dxa" w:w="5472"/>
+            <w:vAlign w:val="center"/>
+          </w:tcPr>
+          <w:p>
+            <w:r>
+              <w:t>UML活动图中考试查询处理和办事流程处理的子状态缺失</w:t>
+            </w:r>
+          </w:p>
+        </w:tc>
+        <w:tc>
+          <w:tcPr>
+            <w:tcW w:type="dxa" w:w="1296"/>
+            <w:vAlign w:val="center"/>
+          </w:tcPr>
+          <w:p>
+            <w:r>
+              <w:t>低</w:t>
+            </w:r>
+          </w:p>
+        </w:tc>
+        <w:tc>
+          <w:tcPr>
+            <w:tcW w:type="dxa" w:w="1296"/>
+            <w:vAlign w:val="center"/>
+          </w:tcPr>
+          <w:p>
+            <w:r>
+              <w:t>王工</w:t>
+            </w:r>
+          </w:p>
+        </w:tc>
+        <w:tc>
+          <w:tcPr>
+            <w:tcW w:type="dxa" w:w="1296"/>
+            <w:vAlign w:val="center"/>
+          </w:tcPr>
+          <w:p>
+            <w:r>
+              <w:t>待整改</w:t>
+            </w:r>
+          </w:p>
+        </w:tc>
+      </w:tr>
+      <w:tr>
+        <w:tc>
+          <w:tcPr>
+            <w:tcW w:type="dxa" w:w="1152"/>
+            <w:vAlign w:val="center"/>
+          </w:tcPr>
+          <w:p>
+            <w:r>
+              <w:t>R3-05</w:t>
+            </w:r>
+          </w:p>
+        </w:tc>
+        <w:tc>
+          <w:tcPr>
+            <w:tcW w:type="dxa" w:w="5472"/>
+            <w:vAlign w:val="center"/>
+          </w:tcPr>
+          <w:p>
+            <w:r>
+              <w:t>SRS缺少与需求获取文档的交叉引用</w:t>
+            </w:r>
+          </w:p>
+        </w:tc>
+        <w:tc>
+          <w:tcPr>
+            <w:tcW w:type="dxa" w:w="1296"/>
+            <w:vAlign w:val="center"/>
+          </w:tcPr>
+          <w:p>
+            <w:r>
+              <w:t>高</w:t>
+            </w:r>
+          </w:p>
+        </w:tc>
+        <w:tc>
+          <w:tcPr>
+            <w:tcW w:type="dxa" w:w="1296"/>
+            <w:vAlign w:val="center"/>
+          </w:tcPr>
+          <w:p>
+            <w:r>
+              <w:t>周工</w:t>
+            </w:r>
+          </w:p>
+        </w:tc>
+        <w:tc>
+          <w:tcPr>
+            <w:tcW w:type="dxa" w:w="1296"/>
+            <w:vAlign w:val="center"/>
+          </w:tcPr>
+          <w:p>
+            <w:r>
+              <w:t>待整改</w:t>
+            </w:r>
+          </w:p>
+        </w:tc>
+      </w:tr>
+    </w:tbl>
     <w:p>
       <w:r>
-        <w:t>V1.0用于锁定评审计划、参与角色、检查范围和版本链起点，尚未记录评审问题与整改闭环。</w:t>
+        <w:t>V1.1记录R1~R3共13项问题，R4问题在V1.2纳入。</w:t>
       </w:r>
     </w:p>
     <w:sectPr>

--- a/12-评审与基线/评审与基线记录(RB).docx
+++ b/12-评审与基线/评审与基线记录(RB).docx
@@ -8,7 +8,7 @@
         <w:jc w:val="center"/>
       </w:pPr>
       <w:r>
-        <w:t>评审与基线记录(RB) V1.1</w:t>
+        <w:t>评审与基线记录(RB) V1.2</w:t>
       </w:r>
     </w:p>
     <w:p>
@@ -152,7 +152,7 @@
           </w:tcPr>
           <w:p>
             <w:r>
-              <w:t>V1.1</w:t>
+              <w:t>V1.2</w:t>
             </w:r>
           </w:p>
         </w:tc>
@@ -176,7 +176,7 @@
           </w:tcPr>
           <w:p>
             <w:r>
-              <w:t>评审中</w:t>
+              <w:t>待发布</w:t>
             </w:r>
           </w:p>
         </w:tc>
@@ -224,7 +224,7 @@
           </w:tcPr>
           <w:p>
             <w:r>
-              <w:t>2026-05-22</w:t>
+              <w:t>2026-05-23</w:t>
             </w:r>
           </w:p>
         </w:tc>
@@ -1045,7 +1045,7 @@
           </w:tcPr>
           <w:p>
             <w:r>
-              <w:t>待整改</w:t>
+              <w:t>已修复</w:t>
             </w:r>
           </w:p>
         </w:tc>
@@ -1102,7 +1102,7 @@
           </w:tcPr>
           <w:p>
             <w:r>
-              <w:t>待整改</w:t>
+              <w:t>已修复</w:t>
             </w:r>
           </w:p>
         </w:tc>
@@ -1159,7 +1159,7 @@
           </w:tcPr>
           <w:p>
             <w:r>
-              <w:t>待整改</w:t>
+              <w:t>已修复</w:t>
             </w:r>
           </w:p>
         </w:tc>
@@ -1216,7 +1216,7 @@
           </w:tcPr>
           <w:p>
             <w:r>
-              <w:t>待整改</w:t>
+              <w:t>已修复</w:t>
             </w:r>
           </w:p>
         </w:tc>
@@ -1273,7 +1273,7 @@
           </w:tcPr>
           <w:p>
             <w:r>
-              <w:t>待整改</w:t>
+              <w:t>已修复</w:t>
             </w:r>
           </w:p>
         </w:tc>
@@ -1330,7 +1330,7 @@
           </w:tcPr>
           <w:p>
             <w:r>
-              <w:t>待整改</w:t>
+              <w:t>已修复</w:t>
             </w:r>
           </w:p>
         </w:tc>
@@ -1387,7 +1387,7 @@
           </w:tcPr>
           <w:p>
             <w:r>
-              <w:t>待整改</w:t>
+              <w:t>已修复</w:t>
             </w:r>
           </w:p>
         </w:tc>
@@ -1444,7 +1444,7 @@
           </w:tcPr>
           <w:p>
             <w:r>
-              <w:t>待整改</w:t>
+              <w:t>已修复</w:t>
             </w:r>
           </w:p>
         </w:tc>
@@ -1501,7 +1501,7 @@
           </w:tcPr>
           <w:p>
             <w:r>
-              <w:t>待整改</w:t>
+              <w:t>已修复</w:t>
             </w:r>
           </w:p>
         </w:tc>
@@ -1558,7 +1558,7 @@
           </w:tcPr>
           <w:p>
             <w:r>
-              <w:t>待整改</w:t>
+              <w:t>已修复</w:t>
             </w:r>
           </w:p>
         </w:tc>
@@ -1615,7 +1615,7 @@
           </w:tcPr>
           <w:p>
             <w:r>
-              <w:t>待整改</w:t>
+              <w:t>已修复</w:t>
             </w:r>
           </w:p>
         </w:tc>
@@ -1672,7 +1672,7 @@
           </w:tcPr>
           <w:p>
             <w:r>
-              <w:t>待整改</w:t>
+              <w:t>已修复</w:t>
             </w:r>
           </w:p>
         </w:tc>
@@ -1729,7 +1729,178 @@
           </w:tcPr>
           <w:p>
             <w:r>
-              <w:t>待整改</w:t>
+              <w:t>已修复</w:t>
+            </w:r>
+          </w:p>
+        </w:tc>
+      </w:tr>
+      <w:tr>
+        <w:tc>
+          <w:tcPr>
+            <w:tcW w:type="dxa" w:w="1152"/>
+            <w:vAlign w:val="center"/>
+          </w:tcPr>
+          <w:p>
+            <w:r>
+              <w:t>R4-01</w:t>
+            </w:r>
+          </w:p>
+        </w:tc>
+        <w:tc>
+          <w:tcPr>
+            <w:tcW w:type="dxa" w:w="5472"/>
+            <w:vAlign w:val="center"/>
+          </w:tcPr>
+          <w:p>
+            <w:r>
+              <w:t>用户手册缺少家长使用指南章节</w:t>
+            </w:r>
+          </w:p>
+        </w:tc>
+        <w:tc>
+          <w:tcPr>
+            <w:tcW w:type="dxa" w:w="1296"/>
+            <w:vAlign w:val="center"/>
+          </w:tcPr>
+          <w:p>
+            <w:r>
+              <w:t>低</w:t>
+            </w:r>
+          </w:p>
+        </w:tc>
+        <w:tc>
+          <w:tcPr>
+            <w:tcW w:type="dxa" w:w="1296"/>
+            <w:vAlign w:val="center"/>
+          </w:tcPr>
+          <w:p>
+            <w:r>
+              <w:t>刘工</w:t>
+            </w:r>
+          </w:p>
+        </w:tc>
+        <w:tc>
+          <w:tcPr>
+            <w:tcW w:type="dxa" w:w="1296"/>
+            <w:vAlign w:val="center"/>
+          </w:tcPr>
+          <w:p>
+            <w:r>
+              <w:t>已修复</w:t>
+            </w:r>
+          </w:p>
+        </w:tc>
+      </w:tr>
+      <w:tr>
+        <w:tc>
+          <w:tcPr>
+            <w:tcW w:type="dxa" w:w="1152"/>
+            <w:vAlign w:val="center"/>
+          </w:tcPr>
+          <w:p>
+            <w:r>
+              <w:t>R4-02</w:t>
+            </w:r>
+          </w:p>
+        </w:tc>
+        <w:tc>
+          <w:tcPr>
+            <w:tcW w:type="dxa" w:w="5472"/>
+            <w:vAlign w:val="center"/>
+          </w:tcPr>
+          <w:p>
+            <w:r>
+              <w:t>测试用例中缺少性能测试详细配置</w:t>
+            </w:r>
+          </w:p>
+        </w:tc>
+        <w:tc>
+          <w:tcPr>
+            <w:tcW w:type="dxa" w:w="1296"/>
+            <w:vAlign w:val="center"/>
+          </w:tcPr>
+          <w:p>
+            <w:r>
+              <w:t>低</w:t>
+            </w:r>
+          </w:p>
+        </w:tc>
+        <w:tc>
+          <w:tcPr>
+            <w:tcW w:type="dxa" w:w="1296"/>
+            <w:vAlign w:val="center"/>
+          </w:tcPr>
+          <w:p>
+            <w:r>
+              <w:t>周工</w:t>
+            </w:r>
+          </w:p>
+        </w:tc>
+        <w:tc>
+          <w:tcPr>
+            <w:tcW w:type="dxa" w:w="1296"/>
+            <w:vAlign w:val="center"/>
+          </w:tcPr>
+          <w:p>
+            <w:r>
+              <w:t>已修复</w:t>
+            </w:r>
+          </w:p>
+        </w:tc>
+      </w:tr>
+      <w:tr>
+        <w:tc>
+          <w:tcPr>
+            <w:tcW w:type="dxa" w:w="1152"/>
+            <w:vAlign w:val="center"/>
+          </w:tcPr>
+          <w:p>
+            <w:r>
+              <w:t>R4-03</w:t>
+            </w:r>
+          </w:p>
+        </w:tc>
+        <w:tc>
+          <w:tcPr>
+            <w:tcW w:type="dxa" w:w="5472"/>
+            <w:vAlign w:val="center"/>
+          </w:tcPr>
+          <w:p>
+            <w:r>
+              <w:t>SRS中部分术语需要加入术语表</w:t>
+            </w:r>
+          </w:p>
+        </w:tc>
+        <w:tc>
+          <w:tcPr>
+            <w:tcW w:type="dxa" w:w="1296"/>
+            <w:vAlign w:val="center"/>
+          </w:tcPr>
+          <w:p>
+            <w:r>
+              <w:t>低</w:t>
+            </w:r>
+          </w:p>
+        </w:tc>
+        <w:tc>
+          <w:tcPr>
+            <w:tcW w:type="dxa" w:w="1296"/>
+            <w:vAlign w:val="center"/>
+          </w:tcPr>
+          <w:p>
+            <w:r>
+              <w:t>张同学</w:t>
+            </w:r>
+          </w:p>
+        </w:tc>
+        <w:tc>
+          <w:tcPr>
+            <w:tcW w:type="dxa" w:w="1296"/>
+            <w:vAlign w:val="center"/>
+          </w:tcPr>
+          <w:p>
+            <w:r>
+              <w:t>已修复</w:t>
             </w:r>
           </w:p>
         </w:tc>
@@ -1737,7 +1908,1017 @@
     </w:tbl>
     <w:p>
       <w:r>
-        <w:t>V1.1记录R1~R3共13项问题，R4问题在V1.2纳入。</w:t>
+        <w:t>V1.2纳入R1~R4共16项问题。</w:t>
+      </w:r>
+    </w:p>
+    <w:p>
+      <w:pPr>
+        <w:pStyle w:val="Heading1"/>
+      </w:pPr>
+      <w:r>
+        <w:rPr>
+          <w:rFonts w:ascii="Microsoft YaHei" w:hAnsi="Microsoft YaHei" w:eastAsia="Microsoft YaHei"/>
+        </w:rPr>
+        <w:t>3. 整改跟踪</w:t>
+      </w:r>
+    </w:p>
+    <w:tbl>
+      <w:tblPr>
+        <w:tblStyle w:val="TableGrid"/>
+        <w:tblW w:type="auto" w:w="0"/>
+        <w:jc w:val="center"/>
+        <w:tblLook w:firstColumn="1" w:firstRow="1" w:lastColumn="0" w:lastRow="0" w:noHBand="0" w:noVBand="1" w:val="04A0"/>
+      </w:tblPr>
+      <w:tblGrid>
+        <w:gridCol w:w="2016"/>
+        <w:gridCol w:w="2016"/>
+        <w:gridCol w:w="2016"/>
+        <w:gridCol w:w="2016"/>
+        <w:gridCol w:w="2016"/>
+      </w:tblGrid>
+      <w:tr>
+        <w:tc>
+          <w:tcPr>
+            <w:tcW w:type="dxa" w:w="1152"/>
+          </w:tcPr>
+          <w:p>
+            <w:r>
+              <w:rPr>
+                <w:b/>
+              </w:rPr>
+              <w:t>编号</w:t>
+            </w:r>
+          </w:p>
+        </w:tc>
+        <w:tc>
+          <w:tcPr>
+            <w:tcW w:type="dxa" w:w="5328"/>
+          </w:tcPr>
+          <w:p>
+            <w:r>
+              <w:rPr>
+                <w:b/>
+              </w:rPr>
+              <w:t>处理方式</w:t>
+            </w:r>
+          </w:p>
+        </w:tc>
+        <w:tc>
+          <w:tcPr>
+            <w:tcW w:type="dxa" w:w="1584"/>
+          </w:tcPr>
+          <w:p>
+            <w:r>
+              <w:rPr>
+                <w:b/>
+              </w:rPr>
+              <w:t>责任人</w:t>
+            </w:r>
+          </w:p>
+        </w:tc>
+        <w:tc>
+          <w:tcPr>
+            <w:tcW w:type="dxa" w:w="1584"/>
+          </w:tcPr>
+          <w:p>
+            <w:r>
+              <w:rPr>
+                <w:b/>
+              </w:rPr>
+              <w:t>完成日期</w:t>
+            </w:r>
+          </w:p>
+        </w:tc>
+        <w:tc>
+          <w:tcPr>
+            <w:tcW w:type="dxa" w:w="1584"/>
+          </w:tcPr>
+          <w:p>
+            <w:r>
+              <w:rPr>
+                <w:b/>
+              </w:rPr>
+              <w:t>验证状态</w:t>
+            </w:r>
+          </w:p>
+        </w:tc>
+      </w:tr>
+      <w:tr>
+        <w:tc>
+          <w:tcPr>
+            <w:tcW w:type="dxa" w:w="1152"/>
+            <w:vAlign w:val="center"/>
+          </w:tcPr>
+          <w:p>
+            <w:r>
+              <w:t>R1-01</w:t>
+            </w:r>
+          </w:p>
+        </w:tc>
+        <w:tc>
+          <w:tcPr>
+            <w:tcW w:type="dxa" w:w="5328"/>
+            <w:vAlign w:val="center"/>
+          </w:tcPr>
+          <w:p>
+            <w:r>
+              <w:t>补充到V&amp;S利益相关者列表</w:t>
+            </w:r>
+          </w:p>
+        </w:tc>
+        <w:tc>
+          <w:tcPr>
+            <w:tcW w:type="dxa" w:w="1584"/>
+            <w:vAlign w:val="center"/>
+          </w:tcPr>
+          <w:p>
+            <w:r>
+              <w:t>王工/李工</w:t>
+            </w:r>
+          </w:p>
+        </w:tc>
+        <w:tc>
+          <w:tcPr>
+            <w:tcW w:type="dxa" w:w="1584"/>
+            <w:vAlign w:val="center"/>
+          </w:tcPr>
+          <w:p>
+            <w:r>
+              <w:t>2026-05-23</w:t>
+            </w:r>
+          </w:p>
+        </w:tc>
+        <w:tc>
+          <w:tcPr>
+            <w:tcW w:type="dxa" w:w="1584"/>
+            <w:vAlign w:val="center"/>
+          </w:tcPr>
+          <w:p>
+            <w:r>
+              <w:t>验证通过</w:t>
+            </w:r>
+          </w:p>
+        </w:tc>
+      </w:tr>
+      <w:tr>
+        <w:tc>
+          <w:tcPr>
+            <w:tcW w:type="dxa" w:w="1152"/>
+            <w:vAlign w:val="center"/>
+          </w:tcPr>
+          <w:p>
+            <w:r>
+              <w:t>R1-02</w:t>
+            </w:r>
+          </w:p>
+        </w:tc>
+        <w:tc>
+          <w:tcPr>
+            <w:tcW w:type="dxa" w:w="5328"/>
+            <w:vAlign w:val="center"/>
+          </w:tcPr>
+          <w:p>
+            <w:r>
+              <w:t>补充两个外部系统及数据流</w:t>
+            </w:r>
+          </w:p>
+        </w:tc>
+        <w:tc>
+          <w:tcPr>
+            <w:tcW w:type="dxa" w:w="1584"/>
+            <w:vAlign w:val="center"/>
+          </w:tcPr>
+          <w:p>
+            <w:r>
+              <w:t>王工/李工</w:t>
+            </w:r>
+          </w:p>
+        </w:tc>
+        <w:tc>
+          <w:tcPr>
+            <w:tcW w:type="dxa" w:w="1584"/>
+            <w:vAlign w:val="center"/>
+          </w:tcPr>
+          <w:p>
+            <w:r>
+              <w:t>2026-05-23</w:t>
+            </w:r>
+          </w:p>
+        </w:tc>
+        <w:tc>
+          <w:tcPr>
+            <w:tcW w:type="dxa" w:w="1584"/>
+            <w:vAlign w:val="center"/>
+          </w:tcPr>
+          <w:p>
+            <w:r>
+              <w:t>验证通过</w:t>
+            </w:r>
+          </w:p>
+        </w:tc>
+      </w:tr>
+      <w:tr>
+        <w:tc>
+          <w:tcPr>
+            <w:tcW w:type="dxa" w:w="1152"/>
+            <w:vAlign w:val="center"/>
+          </w:tcPr>
+          <w:p>
+            <w:r>
+              <w:t>R1-03</w:t>
+            </w:r>
+          </w:p>
+        </w:tc>
+        <w:tc>
+          <w:tcPr>
+            <w:tcW w:type="dxa" w:w="5328"/>
+            <w:vAlign w:val="center"/>
+          </w:tcPr>
+          <w:p>
+            <w:r>
+              <w:t>明确CAS 3.0 / OAuth2.0</w:t>
+            </w:r>
+          </w:p>
+        </w:tc>
+        <w:tc>
+          <w:tcPr>
+            <w:tcW w:type="dxa" w:w="1584"/>
+            <w:vAlign w:val="center"/>
+          </w:tcPr>
+          <w:p>
+            <w:r>
+              <w:t>王工/李工</w:t>
+            </w:r>
+          </w:p>
+        </w:tc>
+        <w:tc>
+          <w:tcPr>
+            <w:tcW w:type="dxa" w:w="1584"/>
+            <w:vAlign w:val="center"/>
+          </w:tcPr>
+          <w:p>
+            <w:r>
+              <w:t>2026-05-23</w:t>
+            </w:r>
+          </w:p>
+        </w:tc>
+        <w:tc>
+          <w:tcPr>
+            <w:tcW w:type="dxa" w:w="1584"/>
+            <w:vAlign w:val="center"/>
+          </w:tcPr>
+          <w:p>
+            <w:r>
+              <w:t>验证通过</w:t>
+            </w:r>
+          </w:p>
+        </w:tc>
+      </w:tr>
+      <w:tr>
+        <w:tc>
+          <w:tcPr>
+            <w:tcW w:type="dxa" w:w="1152"/>
+            <w:vAlign w:val="center"/>
+          </w:tcPr>
+          <w:p>
+            <w:r>
+              <w:t>R1-04</w:t>
+            </w:r>
+          </w:p>
+        </w:tc>
+        <w:tc>
+          <w:tcPr>
+            <w:tcW w:type="dxa" w:w="5328"/>
+            <w:vAlign w:val="center"/>
+          </w:tcPr>
+          <w:p>
+            <w:r>
+              <w:t>补充具体排除项列表</w:t>
+            </w:r>
+          </w:p>
+        </w:tc>
+        <w:tc>
+          <w:tcPr>
+            <w:tcW w:type="dxa" w:w="1584"/>
+            <w:vAlign w:val="center"/>
+          </w:tcPr>
+          <w:p>
+            <w:r>
+              <w:t>王工/李工</w:t>
+            </w:r>
+          </w:p>
+        </w:tc>
+        <w:tc>
+          <w:tcPr>
+            <w:tcW w:type="dxa" w:w="1584"/>
+            <w:vAlign w:val="center"/>
+          </w:tcPr>
+          <w:p>
+            <w:r>
+              <w:t>2026-05-23</w:t>
+            </w:r>
+          </w:p>
+        </w:tc>
+        <w:tc>
+          <w:tcPr>
+            <w:tcW w:type="dxa" w:w="1584"/>
+            <w:vAlign w:val="center"/>
+          </w:tcPr>
+          <w:p>
+            <w:r>
+              <w:t>验证通过</w:t>
+            </w:r>
+          </w:p>
+        </w:tc>
+      </w:tr>
+      <w:tr>
+        <w:tc>
+          <w:tcPr>
+            <w:tcW w:type="dxa" w:w="1152"/>
+            <w:vAlign w:val="center"/>
+          </w:tcPr>
+          <w:p>
+            <w:r>
+              <w:t>R2-01</w:t>
+            </w:r>
+          </w:p>
+        </w:tc>
+        <w:tc>
+          <w:tcPr>
+            <w:tcW w:type="dxa" w:w="5328"/>
+            <w:vAlign w:val="center"/>
+          </w:tcPr>
+          <w:p>
+            <w:r>
+              <w:t>补充P0/P1需求验收标准</w:t>
+            </w:r>
+          </w:p>
+        </w:tc>
+        <w:tc>
+          <w:tcPr>
+            <w:tcW w:type="dxa" w:w="1584"/>
+            <w:vAlign w:val="center"/>
+          </w:tcPr>
+          <w:p>
+            <w:r>
+              <w:t>王工/李工</w:t>
+            </w:r>
+          </w:p>
+        </w:tc>
+        <w:tc>
+          <w:tcPr>
+            <w:tcW w:type="dxa" w:w="1584"/>
+            <w:vAlign w:val="center"/>
+          </w:tcPr>
+          <w:p>
+            <w:r>
+              <w:t>2026-05-23</w:t>
+            </w:r>
+          </w:p>
+        </w:tc>
+        <w:tc>
+          <w:tcPr>
+            <w:tcW w:type="dxa" w:w="1584"/>
+            <w:vAlign w:val="center"/>
+          </w:tcPr>
+          <w:p>
+            <w:r>
+              <w:t>验证通过</w:t>
+            </w:r>
+          </w:p>
+        </w:tc>
+      </w:tr>
+      <w:tr>
+        <w:tc>
+          <w:tcPr>
+            <w:tcW w:type="dxa" w:w="1152"/>
+            <w:vAlign w:val="center"/>
+          </w:tcPr>
+          <w:p>
+            <w:r>
+              <w:t>R2-02</w:t>
+            </w:r>
+          </w:p>
+        </w:tc>
+        <w:tc>
+          <w:tcPr>
+            <w:tcW w:type="dxa" w:w="5328"/>
+            <w:vAlign w:val="center"/>
+          </w:tcPr>
+          <w:p>
+            <w:r>
+              <w:t>补充家长、考生/访客典型场景</w:t>
+            </w:r>
+          </w:p>
+        </w:tc>
+        <w:tc>
+          <w:tcPr>
+            <w:tcW w:type="dxa" w:w="1584"/>
+            <w:vAlign w:val="center"/>
+          </w:tcPr>
+          <w:p>
+            <w:r>
+              <w:t>王工/李工</w:t>
+            </w:r>
+          </w:p>
+        </w:tc>
+        <w:tc>
+          <w:tcPr>
+            <w:tcW w:type="dxa" w:w="1584"/>
+            <w:vAlign w:val="center"/>
+          </w:tcPr>
+          <w:p>
+            <w:r>
+              <w:t>2026-05-23</w:t>
+            </w:r>
+          </w:p>
+        </w:tc>
+        <w:tc>
+          <w:tcPr>
+            <w:tcW w:type="dxa" w:w="1584"/>
+            <w:vAlign w:val="center"/>
+          </w:tcPr>
+          <w:p>
+            <w:r>
+              <w:t>验证通过</w:t>
+            </w:r>
+          </w:p>
+        </w:tc>
+      </w:tr>
+      <w:tr>
+        <w:tc>
+          <w:tcPr>
+            <w:tcW w:type="dxa" w:w="1152"/>
+            <w:vAlign w:val="center"/>
+          </w:tcPr>
+          <w:p>
+            <w:r>
+              <w:t>R2-03</w:t>
+            </w:r>
+          </w:p>
+        </w:tc>
+        <w:tc>
+          <w:tcPr>
+            <w:tcW w:type="dxa" w:w="5328"/>
+            <w:vAlign w:val="center"/>
+          </w:tcPr>
+          <w:p>
+            <w:r>
+              <w:t>补充用户体验评分数据</w:t>
+            </w:r>
+          </w:p>
+        </w:tc>
+        <w:tc>
+          <w:tcPr>
+            <w:tcW w:type="dxa" w:w="1584"/>
+            <w:vAlign w:val="center"/>
+          </w:tcPr>
+          <w:p>
+            <w:r>
+              <w:t>王工/李工</w:t>
+            </w:r>
+          </w:p>
+        </w:tc>
+        <w:tc>
+          <w:tcPr>
+            <w:tcW w:type="dxa" w:w="1584"/>
+            <w:vAlign w:val="center"/>
+          </w:tcPr>
+          <w:p>
+            <w:r>
+              <w:t>2026-05-23</w:t>
+            </w:r>
+          </w:p>
+        </w:tc>
+        <w:tc>
+          <w:tcPr>
+            <w:tcW w:type="dxa" w:w="1584"/>
+            <w:vAlign w:val="center"/>
+          </w:tcPr>
+          <w:p>
+            <w:r>
+              <w:t>验证通过</w:t>
+            </w:r>
+          </w:p>
+        </w:tc>
+      </w:tr>
+      <w:tr>
+        <w:tc>
+          <w:tcPr>
+            <w:tcW w:type="dxa" w:w="1152"/>
+            <w:vAlign w:val="center"/>
+          </w:tcPr>
+          <w:p>
+            <w:r>
+              <w:t>R2-04</w:t>
+            </w:r>
+          </w:p>
+        </w:tc>
+        <w:tc>
+          <w:tcPr>
+            <w:tcW w:type="dxa" w:w="5328"/>
+            <w:vAlign w:val="center"/>
+          </w:tcPr>
+          <w:p>
+            <w:r>
+              <w:t>统一为REQ-{用户群}-{序号}格式</w:t>
+            </w:r>
+          </w:p>
+        </w:tc>
+        <w:tc>
+          <w:tcPr>
+            <w:tcW w:type="dxa" w:w="1584"/>
+            <w:vAlign w:val="center"/>
+          </w:tcPr>
+          <w:p>
+            <w:r>
+              <w:t>王工/李工</w:t>
+            </w:r>
+          </w:p>
+        </w:tc>
+        <w:tc>
+          <w:tcPr>
+            <w:tcW w:type="dxa" w:w="1584"/>
+            <w:vAlign w:val="center"/>
+          </w:tcPr>
+          <w:p>
+            <w:r>
+              <w:t>2026-05-23</w:t>
+            </w:r>
+          </w:p>
+        </w:tc>
+        <w:tc>
+          <w:tcPr>
+            <w:tcW w:type="dxa" w:w="1584"/>
+            <w:vAlign w:val="center"/>
+          </w:tcPr>
+          <w:p>
+            <w:r>
+              <w:t>验证通过</w:t>
+            </w:r>
+          </w:p>
+        </w:tc>
+      </w:tr>
+      <w:tr>
+        <w:tc>
+          <w:tcPr>
+            <w:tcW w:type="dxa" w:w="1152"/>
+            <w:vAlign w:val="center"/>
+          </w:tcPr>
+          <w:p>
+            <w:r>
+              <w:t>R3-01</w:t>
+            </w:r>
+          </w:p>
+        </w:tc>
+        <w:tc>
+          <w:tcPr>
+            <w:tcW w:type="dxa" w:w="5328"/>
+            <w:vAlign w:val="center"/>
+          </w:tcPr>
+          <w:p>
+            <w:r>
+              <w:t>修正领域模型继承关系</w:t>
+            </w:r>
+          </w:p>
+        </w:tc>
+        <w:tc>
+          <w:tcPr>
+            <w:tcW w:type="dxa" w:w="1584"/>
+            <w:vAlign w:val="center"/>
+          </w:tcPr>
+          <w:p>
+            <w:r>
+              <w:t>王工/李工</w:t>
+            </w:r>
+          </w:p>
+        </w:tc>
+        <w:tc>
+          <w:tcPr>
+            <w:tcW w:type="dxa" w:w="1584"/>
+            <w:vAlign w:val="center"/>
+          </w:tcPr>
+          <w:p>
+            <w:r>
+              <w:t>2026-05-23</w:t>
+            </w:r>
+          </w:p>
+        </w:tc>
+        <w:tc>
+          <w:tcPr>
+            <w:tcW w:type="dxa" w:w="1584"/>
+            <w:vAlign w:val="center"/>
+          </w:tcPr>
+          <w:p>
+            <w:r>
+              <w:t>验证通过</w:t>
+            </w:r>
+          </w:p>
+        </w:tc>
+      </w:tr>
+      <w:tr>
+        <w:tc>
+          <w:tcPr>
+            <w:tcW w:type="dxa" w:w="1152"/>
+            <w:vAlign w:val="center"/>
+          </w:tcPr>
+          <w:p>
+            <w:r>
+              <w:t>R3-02</w:t>
+            </w:r>
+          </w:p>
+        </w:tc>
+        <w:tc>
+          <w:tcPr>
+            <w:tcW w:type="dxa" w:w="5328"/>
+            <w:vAlign w:val="center"/>
+          </w:tcPr>
+          <w:p>
+            <w:r>
+              <w:t>调整为99.5%</w:t>
+            </w:r>
+          </w:p>
+        </w:tc>
+        <w:tc>
+          <w:tcPr>
+            <w:tcW w:type="dxa" w:w="1584"/>
+            <w:vAlign w:val="center"/>
+          </w:tcPr>
+          <w:p>
+            <w:r>
+              <w:t>王工/李工</w:t>
+            </w:r>
+          </w:p>
+        </w:tc>
+        <w:tc>
+          <w:tcPr>
+            <w:tcW w:type="dxa" w:w="1584"/>
+            <w:vAlign w:val="center"/>
+          </w:tcPr>
+          <w:p>
+            <w:r>
+              <w:t>2026-05-23</w:t>
+            </w:r>
+          </w:p>
+        </w:tc>
+        <w:tc>
+          <w:tcPr>
+            <w:tcW w:type="dxa" w:w="1584"/>
+            <w:vAlign w:val="center"/>
+          </w:tcPr>
+          <w:p>
+            <w:r>
+              <w:t>验证通过</w:t>
+            </w:r>
+          </w:p>
+        </w:tc>
+      </w:tr>
+      <w:tr>
+        <w:tc>
+          <w:tcPr>
+            <w:tcW w:type="dxa" w:w="1152"/>
+            <w:vAlign w:val="center"/>
+          </w:tcPr>
+          <w:p>
+            <w:r>
+              <w:t>R3-03</w:t>
+            </w:r>
+          </w:p>
+        </w:tc>
+        <w:tc>
+          <w:tcPr>
+            <w:tcW w:type="dxa" w:w="5328"/>
+            <w:vAlign w:val="center"/>
+          </w:tcPr>
+          <w:p>
+            <w:r>
+              <w:t>补充MySQL/ES/Redis版本说明</w:t>
+            </w:r>
+          </w:p>
+        </w:tc>
+        <w:tc>
+          <w:tcPr>
+            <w:tcW w:type="dxa" w:w="1584"/>
+            <w:vAlign w:val="center"/>
+          </w:tcPr>
+          <w:p>
+            <w:r>
+              <w:t>王工/李工</w:t>
+            </w:r>
+          </w:p>
+        </w:tc>
+        <w:tc>
+          <w:tcPr>
+            <w:tcW w:type="dxa" w:w="1584"/>
+            <w:vAlign w:val="center"/>
+          </w:tcPr>
+          <w:p>
+            <w:r>
+              <w:t>2026-05-23</w:t>
+            </w:r>
+          </w:p>
+        </w:tc>
+        <w:tc>
+          <w:tcPr>
+            <w:tcW w:type="dxa" w:w="1584"/>
+            <w:vAlign w:val="center"/>
+          </w:tcPr>
+          <w:p>
+            <w:r>
+              <w:t>验证通过</w:t>
+            </w:r>
+          </w:p>
+        </w:tc>
+      </w:tr>
+      <w:tr>
+        <w:tc>
+          <w:tcPr>
+            <w:tcW w:type="dxa" w:w="1152"/>
+            <w:vAlign w:val="center"/>
+          </w:tcPr>
+          <w:p>
+            <w:r>
+              <w:t>R3-04</w:t>
+            </w:r>
+          </w:p>
+        </w:tc>
+        <w:tc>
+          <w:tcPr>
+            <w:tcW w:type="dxa" w:w="5328"/>
+            <w:vAlign w:val="center"/>
+          </w:tcPr>
+          <w:p>
+            <w:r>
+              <w:t>简化活动图并聚焦主流程</w:t>
+            </w:r>
+          </w:p>
+        </w:tc>
+        <w:tc>
+          <w:tcPr>
+            <w:tcW w:type="dxa" w:w="1584"/>
+            <w:vAlign w:val="center"/>
+          </w:tcPr>
+          <w:p>
+            <w:r>
+              <w:t>王工/李工</w:t>
+            </w:r>
+          </w:p>
+        </w:tc>
+        <w:tc>
+          <w:tcPr>
+            <w:tcW w:type="dxa" w:w="1584"/>
+            <w:vAlign w:val="center"/>
+          </w:tcPr>
+          <w:p>
+            <w:r>
+              <w:t>2026-05-23</w:t>
+            </w:r>
+          </w:p>
+        </w:tc>
+        <w:tc>
+          <w:tcPr>
+            <w:tcW w:type="dxa" w:w="1584"/>
+            <w:vAlign w:val="center"/>
+          </w:tcPr>
+          <w:p>
+            <w:r>
+              <w:t>验证通过</w:t>
+            </w:r>
+          </w:p>
+        </w:tc>
+      </w:tr>
+      <w:tr>
+        <w:tc>
+          <w:tcPr>
+            <w:tcW w:type="dxa" w:w="1152"/>
+            <w:vAlign w:val="center"/>
+          </w:tcPr>
+          <w:p>
+            <w:r>
+              <w:t>R3-05</w:t>
+            </w:r>
+          </w:p>
+        </w:tc>
+        <w:tc>
+          <w:tcPr>
+            <w:tcW w:type="dxa" w:w="5328"/>
+            <w:vAlign w:val="center"/>
+          </w:tcPr>
+          <w:p>
+            <w:r>
+              <w:t>补充RTM追溯矩阵</w:t>
+            </w:r>
+          </w:p>
+        </w:tc>
+        <w:tc>
+          <w:tcPr>
+            <w:tcW w:type="dxa" w:w="1584"/>
+            <w:vAlign w:val="center"/>
+          </w:tcPr>
+          <w:p>
+            <w:r>
+              <w:t>王工/李工</w:t>
+            </w:r>
+          </w:p>
+        </w:tc>
+        <w:tc>
+          <w:tcPr>
+            <w:tcW w:type="dxa" w:w="1584"/>
+            <w:vAlign w:val="center"/>
+          </w:tcPr>
+          <w:p>
+            <w:r>
+              <w:t>2026-05-23</w:t>
+            </w:r>
+          </w:p>
+        </w:tc>
+        <w:tc>
+          <w:tcPr>
+            <w:tcW w:type="dxa" w:w="1584"/>
+            <w:vAlign w:val="center"/>
+          </w:tcPr>
+          <w:p>
+            <w:r>
+              <w:t>验证通过</w:t>
+            </w:r>
+          </w:p>
+        </w:tc>
+      </w:tr>
+      <w:tr>
+        <w:tc>
+          <w:tcPr>
+            <w:tcW w:type="dxa" w:w="1152"/>
+            <w:vAlign w:val="center"/>
+          </w:tcPr>
+          <w:p>
+            <w:r>
+              <w:t>R4-01</w:t>
+            </w:r>
+          </w:p>
+        </w:tc>
+        <w:tc>
+          <w:tcPr>
+            <w:tcW w:type="dxa" w:w="5328"/>
+            <w:vAlign w:val="center"/>
+          </w:tcPr>
+          <w:p>
+            <w:r>
+              <w:t>补充家长快速入门章节</w:t>
+            </w:r>
+          </w:p>
+        </w:tc>
+        <w:tc>
+          <w:tcPr>
+            <w:tcW w:type="dxa" w:w="1584"/>
+            <w:vAlign w:val="center"/>
+          </w:tcPr>
+          <w:p>
+            <w:r>
+              <w:t>王工/李工</w:t>
+            </w:r>
+          </w:p>
+        </w:tc>
+        <w:tc>
+          <w:tcPr>
+            <w:tcW w:type="dxa" w:w="1584"/>
+            <w:vAlign w:val="center"/>
+          </w:tcPr>
+          <w:p>
+            <w:r>
+              <w:t>2026-05-23</w:t>
+            </w:r>
+          </w:p>
+        </w:tc>
+        <w:tc>
+          <w:tcPr>
+            <w:tcW w:type="dxa" w:w="1584"/>
+            <w:vAlign w:val="center"/>
+          </w:tcPr>
+          <w:p>
+            <w:r>
+              <w:t>验证通过</w:t>
+            </w:r>
+          </w:p>
+        </w:tc>
+      </w:tr>
+      <w:tr>
+        <w:tc>
+          <w:tcPr>
+            <w:tcW w:type="dxa" w:w="1152"/>
+            <w:vAlign w:val="center"/>
+          </w:tcPr>
+          <w:p>
+            <w:r>
+              <w:t>R4-02</w:t>
+            </w:r>
+          </w:p>
+        </w:tc>
+        <w:tc>
+          <w:tcPr>
+            <w:tcW w:type="dxa" w:w="5328"/>
+            <w:vAlign w:val="center"/>
+          </w:tcPr>
+          <w:p>
+            <w:r>
+              <w:t>补充JMeter场景配置参数</w:t>
+            </w:r>
+          </w:p>
+        </w:tc>
+        <w:tc>
+          <w:tcPr>
+            <w:tcW w:type="dxa" w:w="1584"/>
+            <w:vAlign w:val="center"/>
+          </w:tcPr>
+          <w:p>
+            <w:r>
+              <w:t>王工/李工</w:t>
+            </w:r>
+          </w:p>
+        </w:tc>
+        <w:tc>
+          <w:tcPr>
+            <w:tcW w:type="dxa" w:w="1584"/>
+            <w:vAlign w:val="center"/>
+          </w:tcPr>
+          <w:p>
+            <w:r>
+              <w:t>2026-05-23</w:t>
+            </w:r>
+          </w:p>
+        </w:tc>
+        <w:tc>
+          <w:tcPr>
+            <w:tcW w:type="dxa" w:w="1584"/>
+            <w:vAlign w:val="center"/>
+          </w:tcPr>
+          <w:p>
+            <w:r>
+              <w:t>验证通过</w:t>
+            </w:r>
+          </w:p>
+        </w:tc>
+      </w:tr>
+      <w:tr>
+        <w:tc>
+          <w:tcPr>
+            <w:tcW w:type="dxa" w:w="1152"/>
+            <w:vAlign w:val="center"/>
+          </w:tcPr>
+          <w:p>
+            <w:r>
+              <w:t>R4-03</w:t>
+            </w:r>
+          </w:p>
+        </w:tc>
+        <w:tc>
+          <w:tcPr>
+            <w:tcW w:type="dxa" w:w="5328"/>
+            <w:vAlign w:val="center"/>
+          </w:tcPr>
+          <w:p>
+            <w:r>
+              <w:t>补充NLU/FAQ/RBAC等术语</w:t>
+            </w:r>
+          </w:p>
+        </w:tc>
+        <w:tc>
+          <w:tcPr>
+            <w:tcW w:type="dxa" w:w="1584"/>
+            <w:vAlign w:val="center"/>
+          </w:tcPr>
+          <w:p>
+            <w:r>
+              <w:t>王工/李工</w:t>
+            </w:r>
+          </w:p>
+        </w:tc>
+        <w:tc>
+          <w:tcPr>
+            <w:tcW w:type="dxa" w:w="1584"/>
+            <w:vAlign w:val="center"/>
+          </w:tcPr>
+          <w:p>
+            <w:r>
+              <w:t>2026-05-23</w:t>
+            </w:r>
+          </w:p>
+        </w:tc>
+        <w:tc>
+          <w:tcPr>
+            <w:tcW w:type="dxa" w:w="1584"/>
+            <w:vAlign w:val="center"/>
+          </w:tcPr>
+          <w:p>
+            <w:r>
+              <w:t>验证通过</w:t>
+            </w:r>
+          </w:p>
+        </w:tc>
+      </w:tr>
+    </w:tbl>
+    <w:p>
+      <w:r>
+        <w:t>本版本完成16项问题闭环，基线发布审批仍待最终确认。</w:t>
       </w:r>
     </w:p>
     <w:sectPr>
